--- a/worksheets/W15_A3五格簡報草圖_學生用.docx
+++ b/worksheets/W15_A3五格簡報草圖_學生用.docx
@@ -23,7 +23,7 @@
           <w:color w:val="4B5568"/>
           <w:sz w:val="18"/>
         </w:rPr>
-        <w:t xml:space="preserve">　A3 五格草圖｜0 分，保存至 W16 Gate 4｜組別：＿＿＿＿　成員：＿＿＿＿＿＿＿＿</w:t>
+        <w:t xml:space="preserve">　A3 五格草圖｜0 分，保存至 W16 學習關卡 4｜組別：＿＿＿＿　成員：＿＿＿＿＿＿＿＿</w:t>
       </w:r>
     </w:p>
     <w:p>
@@ -102,7 +102,7 @@
                 <w:color w:val="182233"/>
                 <w:sz w:val="17"/>
               </w:rPr>
-              <w:t>兩個方法 × 2–3 個同口徑指標</w:t>
+              <w:t>兩個方法 × 用同一種方法比較的 2–3 件事</w:t>
             </w:r>
           </w:p>
           <w:p>
@@ -438,7 +438,7 @@
                 <w:color w:val="4B5568"/>
                 <w:sz w:val="15"/>
               </w:rPr>
-              <w:t>□ 有來源／分母／範圍</w:t>
+              <w:t>□ 有來源／總共多少人或幾份／適用到誰</w:t>
             </w:r>
           </w:p>
           <w:p>
@@ -452,7 +452,7 @@
                 <w:color w:val="4B5568"/>
                 <w:sz w:val="15"/>
               </w:rPr>
-              <w:t>□ 30 字仍保留上限</w:t>
+              <w:t>□ 30 字也不能把話說過頭</w:t>
             </w:r>
           </w:p>
         </w:tc>
@@ -1027,7 +1027,7 @@
           <w:color w:val="4B5568"/>
           <w:sz w:val="16"/>
         </w:rPr>
-        <w:t>四問｜是否回到讀者復述？是否改善而非只換裝飾？是否保留資料上限？是否寫出條件與停止點？　AI 可協助但須留採納紀錄；至少一筆復述來自實際人類讀者。缺席／核准替代只調整時間、地點或媒介，證據條件不變。</w:t>
+        <w:t>四步檢查｜1. 回到真人復述。　2. 改內容，不只換裝飾。　3. 不把資料說過頭。　4. 寫出成立條件與停止點。若 AI 幫忙，記下最後用了或刪掉哪個建議；至少一筆復述來自真人。</w:t>
       </w:r>
     </w:p>
     <w:sectPr>

--- a/worksheets/W15_A3五格簡報草圖_學生用.docx
+++ b/worksheets/W15_A3五格簡報草圖_學生用.docx
@@ -788,7 +788,7 @@
                 <w:color w:val="182233"/>
                 <w:sz w:val="15"/>
               </w:rPr>
-              <w:t>讀者復述：</w:t>
+              <w:t>第 1／2 輪復述（主張／根據／限制；猜的標『猜』）：</w:t>
             </w:r>
           </w:p>
           <w:p>
@@ -816,7 +816,7 @@
                 <w:color w:val="182233"/>
                 <w:sz w:val="15"/>
               </w:rPr>
-              <w:t>作者認為沒收到／可能誤讀的是：</w:t>
+              <w:t>□有落差＿＿ □沒有落差，讀者說對＿＿；對應原句＿＿：</w:t>
             </w:r>
           </w:p>
           <w:p>
